--- a/quantum-telecom-labs/lab-03-key-service/guide.docx
+++ b/quantum-telecom-labs/lab-03-key-service/guide.docx
@@ -41,6 +41,7 @@
     </w:p>
     <w:p>
       <w:pPr>
+        <w:keepLines/>
         <w:spacing w:after="160"/>
         <w:ind w:left="360"/>
       </w:pPr>
@@ -79,6 +80,7 @@
     </w:p>
     <w:p>
       <w:pPr>
+        <w:keepLines/>
         <w:spacing w:after="160"/>
         <w:ind w:left="360"/>
       </w:pPr>
@@ -318,6 +320,7 @@
     </w:p>
     <w:p>
       <w:pPr>
+        <w:keepLines/>
         <w:spacing w:after="160"/>
         <w:ind w:left="360"/>
       </w:pPr>
@@ -340,6 +343,7 @@
     </w:p>
     <w:p>
       <w:pPr>
+        <w:keepLines/>
         <w:spacing w:after="160"/>
         <w:ind w:left="360"/>
       </w:pPr>
@@ -375,6 +379,7 @@
     </w:p>
     <w:p>
       <w:pPr>
+        <w:keepLines/>
         <w:spacing w:after="160"/>
         <w:ind w:left="360"/>
       </w:pPr>
@@ -598,7 +603,30 @@
     </w:p>
     <w:p>
       <w:r>
-        <w:t>Найди в demo.py строку KeyStore(capacity=2). Поставь capacity=1. До запуска предскажи, что изменится в initial status и какие вызовы останутся успешными. Затем добавь второй вызов enc_keys до изменения QBER: он должен вернуть 503 из-за нехватки ключей. После проверки верни исходный файл. Дополнительно объясни, почему отсутствие HTTPS и настоящей аутентификации запрещает использовать этот стенд для защиты реальных данных.</w:t>
+        <w:t>Открой lab03/demo.py и найди в main строку KeyStore(capacity=2). Измени её на KeyStore(capacity=1). До запуска предскажи, что изменится в initial status. Затем после строки print("repeat read rejected:", status), но до store.qber = 0.20, вставь две строки ниже. Повтори python -m lab03.demo: дополнительный запрос должен вернуть 503 из-за пустого запаса. После проверки верни capacity=2 и удали добавленные строки. Отсутствие HTTPS и настоящей аутентификации запрещает использовать стенд для защиты реальных данных.</w:t>
+      </w:r>
+    </w:p>
+    <w:p>
+      <w:pPr>
+        <w:keepLines/>
+        <w:spacing w:after="160"/>
+        <w:ind w:left="360"/>
+      </w:pPr>
+      <w:r>
+        <w:rPr>
+          <w:rFonts w:ascii="Consolas" w:hAnsi="Consolas"/>
+          <w:sz w:val="17"/>
+        </w:rPr>
+        <w:t>status, body = request(base, "bob", "enc_keys", "alice")</w:t>
+        <w:br/>
+      </w:r>
+      <w:r>
+        <w:rPr>
+          <w:rFonts w:ascii="Consolas" w:hAnsi="Consolas"/>
+          <w:sz w:val="17"/>
+        </w:rPr>
+        <w:t>print("empty stock:", status, body["error"])</w:t>
+        <w:br/>
       </w:r>
     </w:p>
     <w:p>
@@ -624,6 +652,7 @@
     </w:p>
     <w:p>
       <w:pPr>
+        <w:keepLines/>
         <w:spacing w:after="160"/>
         <w:ind w:left="360"/>
       </w:pPr>
